--- a/exercises/Bài tập tổng hợp 10-13/Đề 2_3.docx
+++ b/exercises/Bài tập tổng hợp 10-13/Đề 2_3.docx
@@ -453,7 +453,13 @@
         <w:t>live</w:t>
       </w:r>
       <w:r>
-        <w:t>______ (live) in Ninh Bình.</w:t>
+        <w:t>______ (live) in Ninh B</w:t>
+      </w:r>
+      <w:r>
+        <w:t>i</w:t>
+      </w:r>
+      <w:r>
+        <w:t>nh.</w:t>
       </w:r>
     </w:p>
     <w:p>
@@ -1022,6 +1028,9 @@
         </w:numPr>
       </w:pPr>
       <w:r>
+        <w:t xml:space="preserve"> </w:t>
+      </w:r>
+      <w:r>
         <w:t>He likes chocolate.</w:t>
       </w:r>
     </w:p>
@@ -1298,6 +1307,9 @@
         <w:t>Are they watching a movie</w:t>
       </w:r>
       <w:r>
+        <w:t>?</w:t>
+      </w:r>
+      <w:r>
         <w:t>___________________</w:t>
       </w:r>
     </w:p>
@@ -1742,7 +1754,13 @@
         <w:t>→ ________</w:t>
       </w:r>
       <w:r>
-        <w:t>She goes to school.</w:t>
+        <w:t xml:space="preserve">She </w:t>
+      </w:r>
+      <w:r>
+        <w:t>is going</w:t>
+      </w:r>
+      <w:r>
+        <w:t xml:space="preserve"> to school.</w:t>
       </w:r>
       <w:r>
         <w:t>______________</w:t>
@@ -1832,7 +1850,13 @@
     </w:p>
     <w:p>
       <w:r>
-        <w:t>We study English on Monday.</w:t>
+        <w:t>We study English on Monday</w:t>
+      </w:r>
+      <w:r>
+        <w:t>s</w:t>
+      </w:r>
+      <w:r>
+        <w:t>.</w:t>
       </w:r>
     </w:p>
     <w:p>
@@ -1848,7 +1872,10 @@
     </w:p>
     <w:p>
       <w:r>
-        <w:t>What are you reading.</w:t>
+        <w:t>What are you reading</w:t>
+      </w:r>
+      <w:r>
+        <w:t>?</w:t>
       </w:r>
     </w:p>
     <w:p>
@@ -1990,7 +2017,13 @@
     </w:p>
     <w:p>
       <w:r>
-        <w:t>Peter is getting redy for school</w:t>
+        <w:t>Peter is getting re</w:t>
+      </w:r>
+      <w:r>
+        <w:t>a</w:t>
+      </w:r>
+      <w:r>
+        <w:t>dy for school</w:t>
       </w:r>
     </w:p>
     <w:p>
@@ -2102,10 +2135,24 @@
       </w:r>
     </w:p>
     <w:p>
-      <w:r>
+      <w:pPr>
+        <w:rPr>
+          <w:i/>
+          <w:iCs/>
+        </w:rPr>
+      </w:pPr>
+      <w:r>
+        <w:rPr>
+          <w:i/>
+          <w:iCs/>
+        </w:rPr>
         <w:t>It is seven o’clock in the morning</w:t>
       </w:r>
       <w:r>
+        <w:rPr>
+          <w:i/>
+          <w:iCs/>
+        </w:rPr>
         <w:t>.</w:t>
       </w:r>
     </w:p>
@@ -2121,7 +2168,17 @@
       </w:r>
     </w:p>
     <w:p>
-      <w:r>
+      <w:pPr>
+        <w:rPr>
+          <w:i/>
+          <w:iCs/>
+        </w:rPr>
+      </w:pPr>
+      <w:r>
+        <w:rPr>
+          <w:i/>
+          <w:iCs/>
+        </w:rPr>
         <w:t>Peter is getting ready for school.</w:t>
       </w:r>
     </w:p>
@@ -2158,7 +2215,13 @@
     </w:p>
     <w:p>
       <w:r>
-        <w:t>She studies English ever evening.</w:t>
+        <w:t>She studies English ever</w:t>
+      </w:r>
+      <w:r>
+        <w:t>y</w:t>
+      </w:r>
+      <w:r>
+        <w:t xml:space="preserve"> evening.</w:t>
       </w:r>
     </w:p>
     <w:p>
@@ -2174,7 +2237,13 @@
     </w:p>
     <w:p>
       <w:r>
-        <w:t>She is studing now.</w:t>
+        <w:t>She is stud</w:t>
+      </w:r>
+      <w:r>
+        <w:t>y</w:t>
+      </w:r>
+      <w:r>
+        <w:t>ing now.</w:t>
       </w:r>
     </w:p>
     <w:p>
@@ -2206,7 +2275,13 @@
     </w:p>
     <w:p>
       <w:r>
-        <w:t>The are playing football at the moment.</w:t>
+        <w:t>The</w:t>
+      </w:r>
+      <w:r>
+        <w:t>y</w:t>
+      </w:r>
+      <w:r>
+        <w:t xml:space="preserve"> are playing football at the moment.</w:t>
       </w:r>
     </w:p>
     <w:p>
@@ -2223,7 +2298,13 @@
     <w:p>
       <w:r>
         <w:lastRenderedPageBreak/>
-        <w:t>My father drive to work every day.</w:t>
+        <w:t>My father drive</w:t>
+      </w:r>
+      <w:r>
+        <w:t>s</w:t>
+      </w:r>
+      <w:r>
+        <w:t xml:space="preserve"> to work every day.</w:t>
       </w:r>
     </w:p>
     <w:p>
@@ -2287,7 +2368,13 @@
     </w:p>
     <w:p>
       <w:r>
-        <w:t>Tom reads books ever day.</w:t>
+        <w:t>Tom reads books ever</w:t>
+      </w:r>
+      <w:r>
+        <w:t>y</w:t>
+      </w:r>
+      <w:r>
+        <w:t xml:space="preserve"> day.</w:t>
       </w:r>
     </w:p>
     <w:p>
@@ -2380,7 +2467,7 @@
     <w:p>
       <w:r>
         <w:pict w14:anchorId="0A9B0C2B">
-          <v:rect id="_x0000_i1036" style="width:0;height:1.5pt" o:hralign="center" o:hrstd="t" o:hr="t" fillcolor="#a0a0a0" stroked="f"/>
+          <v:rect id="_x0000_i1033" style="width:0;height:1.5pt" o:hralign="center" o:hrstd="t" o:hr="t" fillcolor="#a0a0a0" stroked="f"/>
         </w:pict>
       </w:r>
     </w:p>
@@ -2513,7 +2600,7 @@
     <w:p>
       <w:r>
         <w:pict w14:anchorId="792E80A5">
-          <v:rect id="_x0000_i1037" style="width:0;height:1.5pt" o:hralign="center" o:hrstd="t" o:hr="t" fillcolor="#a0a0a0" stroked="f"/>
+          <v:rect id="_x0000_i1034" style="width:0;height:1.5pt" o:hralign="center" o:hrstd="t" o:hr="t" fillcolor="#a0a0a0" stroked="f"/>
         </w:pict>
       </w:r>
     </w:p>
@@ -2645,7 +2732,7 @@
     <w:p>
       <w:r>
         <w:pict w14:anchorId="080A2E89">
-          <v:rect id="_x0000_i1038" style="width:0;height:1.5pt" o:hralign="center" o:hrstd="t" o:hr="t" fillcolor="#a0a0a0" stroked="f"/>
+          <v:rect id="_x0000_i1035" style="width:0;height:1.5pt" o:hralign="center" o:hrstd="t" o:hr="t" fillcolor="#a0a0a0" stroked="f"/>
         </w:pict>
       </w:r>
     </w:p>
@@ -2778,7 +2865,7 @@
     <w:p>
       <w:r>
         <w:pict w14:anchorId="09A7E32A">
-          <v:rect id="_x0000_i1039" style="width:0;height:1.5pt" o:hralign="center" o:hrstd="t" o:hr="t" fillcolor="#a0a0a0" stroked="f"/>
+          <v:rect id="_x0000_i1036" style="width:0;height:1.5pt" o:hralign="center" o:hrstd="t" o:hr="t" fillcolor="#a0a0a0" stroked="f"/>
         </w:pict>
       </w:r>
     </w:p>
@@ -2910,7 +2997,7 @@
     <w:p>
       <w:r>
         <w:pict w14:anchorId="08C267E0">
-          <v:rect id="_x0000_i1040" style="width:0;height:1.5pt" o:hralign="center" o:hrstd="t" o:hr="t" fillcolor="#a0a0a0" stroked="f"/>
+          <v:rect id="_x0000_i1037" style="width:0;height:1.5pt" o:hralign="center" o:hrstd="t" o:hr="t" fillcolor="#a0a0a0" stroked="f"/>
         </w:pict>
       </w:r>
     </w:p>
@@ -3043,7 +3130,7 @@
     <w:p>
       <w:r>
         <w:pict w14:anchorId="2517B6E5">
-          <v:rect id="_x0000_i1041" style="width:0;height:1.5pt" o:hralign="center" o:hrstd="t" o:hr="t" fillcolor="#a0a0a0" stroked="f"/>
+          <v:rect id="_x0000_i1038" style="width:0;height:1.5pt" o:hralign="center" o:hrstd="t" o:hr="t" fillcolor="#a0a0a0" stroked="f"/>
         </w:pict>
       </w:r>
     </w:p>
@@ -3175,7 +3262,7 @@
     <w:p>
       <w:r>
         <w:pict w14:anchorId="19D043B7">
-          <v:rect id="_x0000_i1042" style="width:0;height:1.5pt" o:hralign="center" o:hrstd="t" o:hr="t" fillcolor="#a0a0a0" stroked="f"/>
+          <v:rect id="_x0000_i1039" style="width:0;height:1.5pt" o:hralign="center" o:hrstd="t" o:hr="t" fillcolor="#a0a0a0" stroked="f"/>
         </w:pict>
       </w:r>
     </w:p>
@@ -3308,7 +3395,7 @@
       <w:r>
         <w:lastRenderedPageBreak/>
         <w:pict w14:anchorId="65C272C2">
-          <v:rect id="_x0000_i1043" style="width:0;height:1.5pt" o:hralign="center" o:hrstd="t" o:hr="t" fillcolor="#a0a0a0" stroked="f"/>
+          <v:rect id="_x0000_i1040" style="width:0;height:1.5pt" o:hralign="center" o:hrstd="t" o:hr="t" fillcolor="#a0a0a0" stroked="f"/>
         </w:pict>
       </w:r>
     </w:p>
@@ -3448,7 +3535,7 @@
     <w:p>
       <w:r>
         <w:pict w14:anchorId="6FB96DEA">
-          <v:rect id="_x0000_i1044" style="width:0;height:1.5pt" o:hralign="center" o:hrstd="t" o:hr="t" fillcolor="#a0a0a0" stroked="f"/>
+          <v:rect id="_x0000_i1041" style="width:0;height:1.5pt" o:hralign="center" o:hrstd="t" o:hr="t" fillcolor="#a0a0a0" stroked="f"/>
         </w:pict>
       </w:r>
     </w:p>
